--- a/agents/examples/demo_brd/trade_position_demo.docx
+++ b/agents/examples/demo_brd/trade_position_demo.docx
@@ -169,7 +169,7 @@
           </w:tcPr>
           <w:p>
             <w:r>
-              <w:t>Derive market_value = quantity * price.</w:t>
+              <w:t>Derive market_value = quantity * price (numeric).</w:t>
             </w:r>
           </w:p>
         </w:tc>
@@ -211,7 +211,7 @@
           </w:tcPr>
           <w:p>
             <w:r>
-              <w:t>Lookup on account_id (left join; keep unmatched).</w:t>
+              <w:t>Lookup on account_id (unique key; left join; keep unmatched).</w:t>
             </w:r>
           </w:p>
         </w:tc>
@@ -253,7 +253,7 @@
           </w:tcPr>
           <w:p>
             <w:r>
-              <w:t>Lookup on account_id.</w:t>
+              <w:t>Lookup on account_id (unique key).</w:t>
             </w:r>
           </w:p>
         </w:tc>
@@ -295,7 +295,7 @@
           </w:tcPr>
           <w:p>
             <w:r>
-              <w:t>Lookup on symbol (left join; keep unmatched).</w:t>
+              <w:t>Lookup on symbol (unique key; left join; keep unmatched).</w:t>
             </w:r>
           </w:p>
         </w:tc>
@@ -379,7 +379,7 @@
           </w:tcPr>
           <w:p>
             <w:r>
-              <w:t>Validate format YYYY-MM-DD.</w:t>
+              <w:t>Validate format YYYY-MM-DD; drop any row that fails.</w:t>
             </w:r>
           </w:p>
         </w:tc>
@@ -421,7 +421,7 @@
           </w:tcPr>
           <w:p>
             <w:r>
-              <w:t>Sort output by market_value, descending.</w:t>
+              <w:t>Sort output by the numeric market_value, descending.</w:t>
             </w:r>
           </w:p>
         </w:tc>
@@ -437,17 +437,17 @@
     </w:p>
     <w:p>
       <w:r>
-        <w:t>R1. Join each trade to Accounts on account_id to add account_name and region.</w:t>
+        <w:t>R1. Join each trade to Accounts on account_id to add account_name and region. account_id is the unique primary key of the Accounts file - exactly one row per account.</w:t>
       </w:r>
     </w:p>
     <w:p>
       <w:r>
-        <w:t>R2. Join each trade to Prices on symbol to add closing_price.</w:t>
+        <w:t>R2. Join each trade to Prices on symbol to add closing_price. symbol is the unique key of the Prices file - exactly one row per symbol.</w:t>
       </w:r>
     </w:p>
     <w:p>
       <w:r>
-        <w:t>R3. Derive market_value as quantity multiplied by price.</w:t>
+        <w:t>R3. Derive market_value as quantity multiplied by price (a numeric amount).</w:t>
       </w:r>
     </w:p>
     <w:p>
@@ -457,12 +457,12 @@
     </w:p>
     <w:p>
       <w:r>
-        <w:t>R5. Validate that trade_date is a valid date in YYYY-MM-DD format.</w:t>
+        <w:t>R5. Validate that trade_date is a valid date in YYYY-MM-DD format. A trade whose trade_date does not conform is dropped from the output; all sample trades conform, so none are dropped.</w:t>
       </w:r>
     </w:p>
     <w:p>
       <w:r>
-        <w:t>R6. Sort the final output by market_value in descending order.</w:t>
+        <w:t>R6. Sort the final output by the derived numeric market_value in descending order.</w:t>
       </w:r>
     </w:p>
     <w:p>

--- a/agents/examples/demo_brd/trade_position_demo.docx
+++ b/agents/examples/demo_brd/trade_position_demo.docx
@@ -614,7 +614,7 @@
           </w:tcPr>
           <w:p>
             <w:r>
-              <w:t>30200.0</w:t>
+              <w:t>30200</w:t>
             </w:r>
           </w:p>
         </w:tc>
@@ -624,7 +624,7 @@
           </w:tcPr>
           <w:p>
             <w:r>
-              <w:t>150.8</w:t>
+              <w:t>151</w:t>
             </w:r>
           </w:p>
         </w:tc>
@@ -676,7 +676,7 @@
           </w:tcPr>
           <w:p>
             <w:r>
-              <w:t>20525.0</w:t>
+              <w:t>20500</w:t>
             </w:r>
           </w:p>
         </w:tc>
@@ -686,7 +686,7 @@
           </w:tcPr>
           <w:p>
             <w:r>
-              <w:t>411.0</w:t>
+              <w:t>411</w:t>
             </w:r>
           </w:p>
         </w:tc>
@@ -738,7 +738,7 @@
           </w:tcPr>
           <w:p>
             <w:r>
-              <w:t>15025.0</w:t>
+              <w:t>15000</w:t>
             </w:r>
           </w:p>
         </w:tc>
@@ -748,7 +748,7 @@
           </w:tcPr>
           <w:p>
             <w:r>
-              <w:t>150.8</w:t>
+              <w:t>151</w:t>
             </w:r>
           </w:p>
         </w:tc>
@@ -796,7 +796,7 @@
           </w:tcPr>
           <w:p>
             <w:r>
-              <w:t>6901.0</w:t>
+              <w:t>6900</w:t>
             </w:r>
           </w:p>
         </w:tc>
@@ -806,7 +806,7 @@
           </w:tcPr>
           <w:p>
             <w:r>
-              <w:t>689.0</w:t>
+              <w:t>689</w:t>
             </w:r>
           </w:p>
         </w:tc>
